--- a/🏛️ SSPS COPYRIGHT VAULT – BEHAVIORAL DECLARATION SERIES.docx
+++ b/🏛️ SSPS COPYRIGHT VAULT – BEHAVIORAL DECLARATION SERIES.docx
@@ -4,6 +4,30 @@
   <w:body>
     <w:p>
       <w:pPr>
+        <w:pStyle w:val="Heading2"/>
+        <w:keepNext w:val="0"/>
+        <w:keepLines w:val="0"/>
+        <w:spacing w:after="80" w:lineRule="auto"/>
+        <w:rPr>
+          <w:b w:val="1"/>
+          <w:sz w:val="34"/>
+          <w:szCs w:val="34"/>
+        </w:rPr>
+      </w:pPr>
+      <w:bookmarkStart w:colFirst="0" w:colLast="0" w:name="_lhsgowxrleg0" w:id="0"/>
+      <w:bookmarkEnd w:id="0"/>
+      <w:r>
+        <w:rPr>
+          <w:b w:val="1"/>
+          <w:sz w:val="34"/>
+          <w:szCs w:val="34"/>
+          <w:rtl w:val="0"/>
+        </w:rPr>
+        <w:t xml:space="preserve">🏛️ SSPS COPYRIGHT VAULT – BEHAVIORAL DECLARATION SERIES</w:t>
+      </w:r>
+    </w:p>
+    <w:p>
+      <w:pPr>
         <w:pStyle w:val="Heading3"/>
         <w:keepNext w:val="0"/>
         <w:keepLines w:val="0"/>
@@ -15,8 +39,8 @@
           <w:szCs w:val="26"/>
         </w:rPr>
       </w:pPr>
-      <w:bookmarkStart w:colFirst="0" w:colLast="0" w:name="_hc61825zsba4" w:id="0"/>
-      <w:bookmarkEnd w:id="0"/>
+      <w:bookmarkStart w:colFirst="0" w:colLast="0" w:name="_ehfqwd9431l" w:id="1"/>
+      <w:bookmarkEnd w:id="1"/>
       <w:r>
         <w:rPr>
           <w:b w:val="1"/>
@@ -25,33 +49,7 @@
           <w:szCs w:val="26"/>
           <w:rtl w:val="0"/>
         </w:rPr>
-        <w:t xml:space="preserve">🏛️ SSPS COPYRIGHT VAULT – BEHAVIORAL DECLARATION SERIES</w:t>
-      </w:r>
-    </w:p>
-    <w:p>
-      <w:pPr>
-        <w:pStyle w:val="Heading4"/>
-        <w:keepNext w:val="0"/>
-        <w:keepLines w:val="0"/>
-        <w:spacing w:after="40" w:before="240" w:lineRule="auto"/>
-        <w:rPr>
-          <w:b w:val="1"/>
-          <w:color w:val="000000"/>
-          <w:sz w:val="22"/>
-          <w:szCs w:val="22"/>
-        </w:rPr>
-      </w:pPr>
-      <w:bookmarkStart w:colFirst="0" w:colLast="0" w:name="_igfyv53ugm8e" w:id="1"/>
-      <w:bookmarkEnd w:id="1"/>
-      <w:r>
-        <w:rPr>
-          <w:b w:val="1"/>
-          <w:color w:val="000000"/>
-          <w:sz w:val="22"/>
-          <w:szCs w:val="22"/>
-          <w:rtl w:val="0"/>
-        </w:rPr>
-        <w:t xml:space="preserve">Volume 1, Entry No. 2</w:t>
+        <w:t xml:space="preserve">Volume I, Entry No. 3</w:t>
       </w:r>
     </w:p>
     <w:p>
@@ -70,14 +68,14 @@
         <w:rPr>
           <w:rtl w:val="0"/>
         </w:rPr>
-        <w:t xml:space="preserve"> ❤️ </w:t>
+        <w:t xml:space="preserve"> 🔵 </w:t>
       </w:r>
       <w:r>
         <w:rPr>
           <w:i w:val="1"/>
           <w:rtl w:val="0"/>
         </w:rPr>
-        <w:t xml:space="preserve">Why the MIT License Is a Trojan Horse for IP Laundering</w:t>
+        <w:t xml:space="preserve">Ultimate Public Release Notice</w:t>
         <w:br w:type="textWrapping"/>
       </w:r>
       <w:r>
@@ -91,6 +89,36 @@
           <w:b w:val="1"/>
           <w:rtl w:val="0"/>
         </w:rPr>
+        <w:t xml:space="preserve">Vault ID:</w:t>
+      </w:r>
+      <w:r>
+        <w:rPr>
+          <w:rtl w:val="0"/>
+        </w:rPr>
+        <w:t xml:space="preserve"> SSPS-VLT-MED-2025-03</w:t>
+        <w:br w:type="textWrapping"/>
+        <w:t xml:space="preserve"> </w:t>
+      </w:r>
+      <w:r>
+        <w:rPr>
+          <w:b w:val="1"/>
+          <w:rtl w:val="0"/>
+        </w:rPr>
+        <w:t xml:space="preserve">Classification:</w:t>
+      </w:r>
+      <w:r>
+        <w:rPr>
+          <w:rtl w:val="0"/>
+        </w:rPr>
+        <w:t xml:space="preserve"> Public Legal Declaration</w:t>
+        <w:br w:type="textWrapping"/>
+        <w:t xml:space="preserve"> </w:t>
+      </w:r>
+      <w:r>
+        <w:rPr>
+          <w:b w:val="1"/>
+          <w:rtl w:val="0"/>
+        </w:rPr>
         <w:t xml:space="preserve">Author:</w:t>
       </w:r>
       <w:r>
@@ -127,22 +155,7 @@
         <w:rPr>
           <w:rtl w:val="0"/>
         </w:rPr>
-        <w:t xml:space="preserve"> Eliam Sovereign Infrastructure™</w:t>
-        <w:br w:type="textWrapping"/>
-        <w:t xml:space="preserve"> </w:t>
-      </w:r>
-      <w:r>
-        <w:rPr>
-          <w:b w:val="1"/>
-          <w:rtl w:val="0"/>
-        </w:rPr>
-        <w:t xml:space="preserve">Vault ID:</w:t>
-      </w:r>
-      <w:r>
-        <w:rPr>
-          <w:rtl w:val="0"/>
-        </w:rPr>
-        <w:t xml:space="preserve"> SSPS-VLT-MED-2025-02</w:t>
+        <w:t xml:space="preserve"> Eliam Sovereign Infrastructure™ / RBGA Unified Notice Authority™</w:t>
       </w:r>
     </w:p>
     <w:p>
@@ -173,7 +186,7 @@
           <w:szCs w:val="26"/>
         </w:rPr>
       </w:pPr>
-      <w:bookmarkStart w:colFirst="0" w:colLast="0" w:name="_a0d26dysioic" w:id="2"/>
+      <w:bookmarkStart w:colFirst="0" w:colLast="0" w:name="_quf3f3roiob7" w:id="2"/>
       <w:bookmarkEnd w:id="2"/>
       <w:r>
         <w:rPr>
@@ -183,7 +196,471 @@
           <w:szCs w:val="26"/>
           <w:rtl w:val="0"/>
         </w:rPr>
-        <w:t xml:space="preserve">Included Sections</w:t>
+        <w:t xml:space="preserve">🔹 FORMATTED STRUCTURE (PDF LAYOUT PLAN)</w:t>
+      </w:r>
+    </w:p>
+    <w:p>
+      <w:pPr>
+        <w:spacing w:after="240" w:before="240" w:lineRule="auto"/>
+        <w:rPr>
+          <w:b w:val="1"/>
+        </w:rPr>
+      </w:pPr>
+      <w:r>
+        <w:rPr>
+          <w:b w:val="1"/>
+          <w:rtl w:val="0"/>
+        </w:rPr>
+        <w:t xml:space="preserve">Front Matter:</w:t>
+      </w:r>
+    </w:p>
+    <w:p>
+      <w:pPr>
+        <w:numPr>
+          <w:ilvl w:val="0"/>
+          <w:numId w:val="2"/>
+        </w:numPr>
+        <w:spacing w:after="0" w:afterAutospacing="0" w:before="240" w:lineRule="auto"/>
+        <w:ind w:left="720" w:hanging="360"/>
+      </w:pPr>
+      <w:r>
+        <w:rPr>
+          <w:b w:val="1"/>
+          <w:rtl w:val="0"/>
+        </w:rPr>
+        <w:t xml:space="preserve">Black header band</w:t>
+      </w:r>
+      <w:r>
+        <w:rPr>
+          <w:rtl w:val="0"/>
+        </w:rPr>
+        <w:t xml:space="preserve"> — “SOUTHERN STAR PRO. STUDIOS LLC — ELIAM SOVEREIGN INFRASTRUCTURE™”</w:t>
+        <w:br w:type="textWrapping"/>
+      </w:r>
+    </w:p>
+    <w:p>
+      <w:pPr>
+        <w:numPr>
+          <w:ilvl w:val="0"/>
+          <w:numId w:val="2"/>
+        </w:numPr>
+        <w:spacing w:after="0" w:afterAutospacing="0" w:before="0" w:beforeAutospacing="0" w:lineRule="auto"/>
+        <w:ind w:left="720" w:hanging="360"/>
+      </w:pPr>
+      <w:r>
+        <w:rPr>
+          <w:b w:val="1"/>
+          <w:rtl w:val="0"/>
+        </w:rPr>
+        <w:t xml:space="preserve">Right seal placeholder:</w:t>
+      </w:r>
+      <w:r>
+        <w:rPr>
+          <w:rtl w:val="0"/>
+        </w:rPr>
+        <w:t xml:space="preserve"> RBGA™ / Unified Notice insignia</w:t>
+        <w:br w:type="textWrapping"/>
+      </w:r>
+    </w:p>
+    <w:p>
+      <w:pPr>
+        <w:numPr>
+          <w:ilvl w:val="0"/>
+          <w:numId w:val="2"/>
+        </w:numPr>
+        <w:spacing w:after="240" w:before="0" w:beforeAutospacing="0" w:lineRule="auto"/>
+        <w:ind w:left="720" w:hanging="360"/>
+      </w:pPr>
+      <w:r>
+        <w:rPr>
+          <w:b w:val="1"/>
+          <w:rtl w:val="0"/>
+        </w:rPr>
+        <w:t xml:space="preserve">Left seal placeholder:</w:t>
+      </w:r>
+      <w:r>
+        <w:rPr>
+          <w:rtl w:val="0"/>
+        </w:rPr>
+        <w:t xml:space="preserve"> SSPS Behavioral IP Vault Emblem</w:t>
+        <w:br w:type="textWrapping"/>
+      </w:r>
+    </w:p>
+    <w:p>
+      <w:pPr>
+        <w:rPr>
+          <w:rFonts w:ascii="Roboto Mono" w:cs="Roboto Mono" w:eastAsia="Roboto Mono" w:hAnsi="Roboto Mono"/>
+          <w:color w:val="188038"/>
+        </w:rPr>
+      </w:pPr>
+      <w:r>
+        <w:rPr>
+          <w:b w:val="1"/>
+          <w:rtl w:val="0"/>
+        </w:rPr>
+        <w:t xml:space="preserve">Vault Index Block:</w:t>
+        <w:br w:type="textWrapping"/>
+        <w:br w:type="textWrapping"/>
+      </w:r>
+      <w:r>
+        <w:rPr>
+          <w:rtl w:val="0"/>
+        </w:rPr>
+        <w:t xml:space="preserve"> </w:t>
+      </w:r>
+      <w:r>
+        <w:rPr>
+          <w:rFonts w:ascii="Roboto Mono" w:cs="Roboto Mono" w:eastAsia="Roboto Mono" w:hAnsi="Roboto Mono"/>
+          <w:color w:val="188038"/>
+          <w:rtl w:val="0"/>
+        </w:rPr>
+        <w:t xml:space="preserve">SSPS Vault Reference: MED-M2L-UPRN-102425  </w:t>
+      </w:r>
+    </w:p>
+    <w:p>
+      <w:pPr>
+        <w:rPr>
+          <w:rFonts w:ascii="Roboto Mono" w:cs="Roboto Mono" w:eastAsia="Roboto Mono" w:hAnsi="Roboto Mono"/>
+          <w:color w:val="188038"/>
+        </w:rPr>
+      </w:pPr>
+      <w:r>
+        <w:rPr>
+          <w:rFonts w:ascii="Roboto Mono" w:cs="Roboto Mono" w:eastAsia="Roboto Mono" w:hAnsi="Roboto Mono"/>
+          <w:color w:val="188038"/>
+          <w:rtl w:val="0"/>
+        </w:rPr>
+        <w:t xml:space="preserve">Volume I – Behavioral Declaration Series  </w:t>
+      </w:r>
+    </w:p>
+    <w:p>
+      <w:pPr>
+        <w:rPr>
+          <w:rFonts w:ascii="Roboto Mono" w:cs="Roboto Mono" w:eastAsia="Roboto Mono" w:hAnsi="Roboto Mono"/>
+          <w:color w:val="188038"/>
+        </w:rPr>
+      </w:pPr>
+      <w:r>
+        <w:rPr>
+          <w:rFonts w:ascii="Roboto Mono" w:cs="Roboto Mono" w:eastAsia="Roboto Mono" w:hAnsi="Roboto Mono"/>
+          <w:color w:val="188038"/>
+          <w:rtl w:val="0"/>
+        </w:rPr>
+        <w:t xml:space="preserve">Date of Public Declaration: 10.24.2025  </w:t>
+      </w:r>
+    </w:p>
+    <w:p>
+      <w:pPr>
+        <w:rPr>
+          <w:rFonts w:ascii="Roboto Mono" w:cs="Roboto Mono" w:eastAsia="Roboto Mono" w:hAnsi="Roboto Mono"/>
+          <w:color w:val="188038"/>
+        </w:rPr>
+      </w:pPr>
+      <w:r>
+        <w:rPr>
+          <w:rFonts w:ascii="Roboto Mono" w:cs="Roboto Mono" w:eastAsia="Roboto Mono" w:hAnsi="Roboto Mono"/>
+          <w:color w:val="188038"/>
+          <w:rtl w:val="0"/>
+        </w:rPr>
+        <w:t xml:space="preserve">Author: Spencer Southern  </w:t>
+      </w:r>
+    </w:p>
+    <w:p>
+      <w:pPr>
+        <w:rPr>
+          <w:rFonts w:ascii="Roboto Mono" w:cs="Roboto Mono" w:eastAsia="Roboto Mono" w:hAnsi="Roboto Mono"/>
+          <w:color w:val="188038"/>
+        </w:rPr>
+      </w:pPr>
+      <w:r>
+        <w:rPr>
+          <w:rFonts w:ascii="Roboto Mono" w:cs="Roboto Mono" w:eastAsia="Roboto Mono" w:hAnsi="Roboto Mono"/>
+          <w:color w:val="188038"/>
+          <w:rtl w:val="0"/>
+        </w:rPr>
+        <w:t xml:space="preserve">Status: Sovereign Jurisdictional Record (Public Notice Tier 1)</w:t>
+      </w:r>
+    </w:p>
+    <w:p>
+      <w:pPr>
+        <w:numPr>
+          <w:ilvl w:val="0"/>
+          <w:numId w:val="2"/>
+        </w:numPr>
+        <w:spacing w:after="240" w:before="240" w:lineRule="auto"/>
+        <w:ind w:left="720" w:hanging="360"/>
+      </w:pPr>
+      <w:r>
+        <w:rPr>
+          <w:rtl w:val="0"/>
+        </w:rPr>
+      </w:r>
+    </w:p>
+    <w:p>
+      <w:pPr>
+        <w:rPr/>
+      </w:pPr>
+      <w:r>
+        <w:pict>
+          <v:rect style="width:0.0pt;height:1.5pt" o:hr="t" o:hrstd="t" o:hralign="center" fillcolor="#A0A0A0" stroked="f"/>
+        </w:pict>
+      </w:r>
+      <w:r>
+        <w:rPr>
+          <w:rtl w:val="0"/>
+        </w:rPr>
+      </w:r>
+    </w:p>
+    <w:p>
+      <w:pPr>
+        <w:spacing w:after="240" w:before="240" w:lineRule="auto"/>
+        <w:rPr>
+          <w:b w:val="1"/>
+        </w:rPr>
+      </w:pPr>
+      <w:r>
+        <w:rPr>
+          <w:b w:val="1"/>
+          <w:rtl w:val="0"/>
+        </w:rPr>
+        <w:t xml:space="preserve">Section 1 — Public Declaration Summary</w:t>
+        <w:br w:type="textWrapping"/>
+      </w:r>
+      <w:r>
+        <w:rPr>
+          <w:rtl w:val="0"/>
+        </w:rPr>
+        <w:t xml:space="preserve"> Defines this document as the </w:t>
+      </w:r>
+      <w:r>
+        <w:rPr>
+          <w:i w:val="1"/>
+          <w:rtl w:val="0"/>
+        </w:rPr>
+        <w:t xml:space="preserve">official sovereign public release</w:t>
+      </w:r>
+      <w:r>
+        <w:rPr>
+          <w:rtl w:val="0"/>
+        </w:rPr>
+        <w:t xml:space="preserve"> unifying prior declarations and technical doctrines under </w:t>
+      </w:r>
+      <w:r>
+        <w:rPr>
+          <w:b w:val="1"/>
+          <w:rtl w:val="0"/>
+        </w:rPr>
+        <w:t xml:space="preserve">Unified Notice Jurisdiction.</w:t>
+      </w:r>
+    </w:p>
+    <w:p>
+      <w:pPr>
+        <w:spacing w:after="240" w:before="240" w:lineRule="auto"/>
+        <w:ind w:left="600" w:right="600" w:firstLine="0"/>
+        <w:rPr/>
+      </w:pPr>
+      <w:r>
+        <w:rPr>
+          <w:rtl w:val="0"/>
+        </w:rPr>
+        <w:t xml:space="preserve">“This record functions as the lawful timestamp, authorship marker, and jurisdictional boundary for all intellectual property under the Eliam Sovereign Infrastructure™.”</w:t>
+      </w:r>
+    </w:p>
+    <w:p>
+      <w:pPr>
+        <w:rPr/>
+      </w:pPr>
+      <w:r>
+        <w:pict>
+          <v:rect style="width:0.0pt;height:1.5pt" o:hr="t" o:hrstd="t" o:hralign="center" fillcolor="#A0A0A0" stroked="f"/>
+        </w:pict>
+      </w:r>
+      <w:r>
+        <w:rPr>
+          <w:rtl w:val="0"/>
+        </w:rPr>
+      </w:r>
+    </w:p>
+    <w:p>
+      <w:pPr>
+        <w:spacing w:after="240" w:before="240" w:lineRule="auto"/>
+        <w:rPr/>
+      </w:pPr>
+      <w:r>
+        <w:rPr>
+          <w:b w:val="1"/>
+          <w:rtl w:val="0"/>
+        </w:rPr>
+        <w:t xml:space="preserve">Section 2 — Legal &amp; Technical Coverage</w:t>
+        <w:br w:type="textWrapping"/>
+      </w:r>
+      <w:r>
+        <w:rPr>
+          <w:rtl w:val="0"/>
+        </w:rPr>
+        <w:t xml:space="preserve"> Outlines all covered systems:</w:t>
+      </w:r>
+    </w:p>
+    <w:p>
+      <w:pPr>
+        <w:numPr>
+          <w:ilvl w:val="0"/>
+          <w:numId w:val="4"/>
+        </w:numPr>
+        <w:spacing w:after="0" w:afterAutospacing="0" w:before="240" w:lineRule="auto"/>
+        <w:ind w:left="720" w:hanging="360"/>
+      </w:pPr>
+      <w:r>
+        <w:rPr>
+          <w:rtl w:val="0"/>
+        </w:rPr>
+        <w:t xml:space="preserve">Mint-to Logic™ lifecycle, Burn Logic, Validation Units</w:t>
+        <w:br w:type="textWrapping"/>
+      </w:r>
+    </w:p>
+    <w:p>
+      <w:pPr>
+        <w:numPr>
+          <w:ilvl w:val="0"/>
+          <w:numId w:val="4"/>
+        </w:numPr>
+        <w:spacing w:after="0" w:afterAutospacing="0" w:before="0" w:beforeAutospacing="0" w:lineRule="auto"/>
+        <w:ind w:left="720" w:hanging="360"/>
+      </w:pPr>
+      <w:r>
+        <w:rPr>
+          <w:rtl w:val="0"/>
+        </w:rPr>
+        <w:t xml:space="preserve">Shepherds Method™ behavioral analysis</w:t>
+        <w:br w:type="textWrapping"/>
+      </w:r>
+    </w:p>
+    <w:p>
+      <w:pPr>
+        <w:numPr>
+          <w:ilvl w:val="0"/>
+          <w:numId w:val="4"/>
+        </w:numPr>
+        <w:spacing w:after="0" w:afterAutospacing="0" w:before="0" w:beforeAutospacing="0" w:lineRule="auto"/>
+        <w:ind w:left="720" w:hanging="360"/>
+      </w:pPr>
+      <w:r>
+        <w:rPr>
+          <w:rtl w:val="0"/>
+        </w:rPr>
+        <w:t xml:space="preserve">Reflexive Behavioral Governance Authority (RBGA™)</w:t>
+        <w:br w:type="textWrapping"/>
+      </w:r>
+    </w:p>
+    <w:p>
+      <w:pPr>
+        <w:numPr>
+          <w:ilvl w:val="0"/>
+          <w:numId w:val="4"/>
+        </w:numPr>
+        <w:spacing w:after="0" w:afterAutospacing="0" w:before="0" w:beforeAutospacing="0" w:lineRule="auto"/>
+        <w:ind w:left="720" w:hanging="360"/>
+      </w:pPr>
+      <w:r>
+        <w:rPr>
+          <w:rtl w:val="0"/>
+        </w:rPr>
+        <w:t xml:space="preserve">Unified Notice &amp; Enforcement Protocols</w:t>
+        <w:br w:type="textWrapping"/>
+      </w:r>
+    </w:p>
+    <w:p>
+      <w:pPr>
+        <w:numPr>
+          <w:ilvl w:val="0"/>
+          <w:numId w:val="4"/>
+        </w:numPr>
+        <w:spacing w:after="0" w:afterAutospacing="0" w:before="0" w:beforeAutospacing="0" w:lineRule="auto"/>
+        <w:ind w:left="720" w:hanging="360"/>
+      </w:pPr>
+      <w:r>
+        <w:rPr>
+          <w:rtl w:val="0"/>
+        </w:rPr>
+        <w:t xml:space="preserve">Closed Sovereign Licensing Doctrine™</w:t>
+        <w:br w:type="textWrapping"/>
+      </w:r>
+    </w:p>
+    <w:p>
+      <w:pPr>
+        <w:numPr>
+          <w:ilvl w:val="0"/>
+          <w:numId w:val="4"/>
+        </w:numPr>
+        <w:spacing w:after="240" w:before="0" w:beforeAutospacing="0" w:lineRule="auto"/>
+        <w:ind w:left="720" w:hanging="360"/>
+      </w:pPr>
+      <w:r>
+        <w:rPr>
+          <w:rtl w:val="0"/>
+        </w:rPr>
+        <w:t xml:space="preserve">Forensic Contradiction Matrices &amp; Vault Control Systems</w:t>
+        <w:br w:type="textWrapping"/>
+      </w:r>
+    </w:p>
+    <w:p>
+      <w:pPr>
+        <w:spacing w:after="240" w:before="240" w:lineRule="auto"/>
+        <w:rPr/>
+      </w:pPr>
+      <w:r>
+        <w:rPr>
+          <w:rtl w:val="0"/>
+        </w:rPr>
+        <w:t xml:space="preserve">Each entry cross-indexed under </w:t>
+      </w:r>
+      <w:r>
+        <w:rPr>
+          <w:b w:val="1"/>
+          <w:rtl w:val="0"/>
+        </w:rPr>
+        <w:t xml:space="preserve">SSPS Proprietary Systems Registry (P-Series Codes)</w:t>
+      </w:r>
+      <w:r>
+        <w:rPr>
+          <w:rtl w:val="0"/>
+        </w:rPr>
+        <w:t xml:space="preserve">.</w:t>
+      </w:r>
+    </w:p>
+    <w:p>
+      <w:pPr>
+        <w:rPr/>
+      </w:pPr>
+      <w:r>
+        <w:pict>
+          <v:rect style="width:0.0pt;height:1.5pt" o:hr="t" o:hrstd="t" o:hralign="center" fillcolor="#A0A0A0" stroked="f"/>
+        </w:pict>
+      </w:r>
+      <w:r>
+        <w:rPr>
+          <w:rtl w:val="0"/>
+        </w:rPr>
+      </w:r>
+    </w:p>
+    <w:p>
+      <w:pPr>
+        <w:spacing w:after="240" w:before="240" w:lineRule="auto"/>
+        <w:rPr/>
+      </w:pPr>
+      <w:r>
+        <w:rPr>
+          <w:b w:val="1"/>
+          <w:rtl w:val="0"/>
+        </w:rPr>
+        <w:t xml:space="preserve">Section 3 — Enforcement Framework</w:t>
+        <w:br w:type="textWrapping"/>
+      </w:r>
+      <w:r>
+        <w:rPr>
+          <w:rtl w:val="0"/>
+        </w:rPr>
+        <w:t xml:space="preserve"> Declares enforcement actions and sovereignty rights:</w:t>
       </w:r>
     </w:p>
     <w:p>
@@ -197,10 +674,43 @@
       </w:pPr>
       <w:r>
         <w:rPr>
-          <w:b w:val="1"/>
-          <w:rtl w:val="0"/>
-        </w:rPr>
-        <w:t xml:space="preserve">Vault Header &amp; Authentication Band</w:t>
+          <w:rtl w:val="0"/>
+        </w:rPr>
+        <w:t xml:space="preserve">Behavioral Jurisdiction precedes regional IP law</w:t>
+        <w:br w:type="textWrapping"/>
+      </w:r>
+    </w:p>
+    <w:p>
+      <w:pPr>
+        <w:numPr>
+          <w:ilvl w:val="0"/>
+          <w:numId w:val="1"/>
+        </w:numPr>
+        <w:spacing w:after="0" w:afterAutospacing="0" w:before="0" w:beforeAutospacing="0" w:lineRule="auto"/>
+        <w:ind w:left="720" w:hanging="360"/>
+      </w:pPr>
+      <w:r>
+        <w:rPr>
+          <w:rtl w:val="0"/>
+        </w:rPr>
+        <w:t xml:space="preserve">Unauthorized reuse, mirroring, or laundering triggers reflexive audit</w:t>
+        <w:br w:type="textWrapping"/>
+      </w:r>
+    </w:p>
+    <w:p>
+      <w:pPr>
+        <w:numPr>
+          <w:ilvl w:val="0"/>
+          <w:numId w:val="1"/>
+        </w:numPr>
+        <w:spacing w:after="0" w:afterAutospacing="0" w:before="0" w:beforeAutospacing="0" w:lineRule="auto"/>
+        <w:ind w:left="720" w:hanging="360"/>
+      </w:pPr>
+      <w:r>
+        <w:rPr>
+          <w:rtl w:val="0"/>
+        </w:rPr>
+        <w:t xml:space="preserve">Enforcement path:</w:t>
         <w:br w:type="textWrapping"/>
       </w:r>
     </w:p>
@@ -217,7 +727,7 @@
         <w:rPr>
           <w:rtl w:val="0"/>
         </w:rPr>
-        <w:t xml:space="preserve">Black upper band with “SOUTHERN STAR PRO. STUDIOS LLC — ELIAM SOVEREIGN INFRASTRUCTURE™”</w:t>
+        <w:t xml:space="preserve">RBGA audit trigger</w:t>
         <w:br w:type="textWrapping"/>
       </w:r>
     </w:p>
@@ -234,25 +744,7 @@
         <w:rPr>
           <w:rtl w:val="0"/>
         </w:rPr>
-        <w:t xml:space="preserve">Right seal: “Unified Notice / RBGA Authority” emblem space</w:t>
-        <w:br w:type="textWrapping"/>
-      </w:r>
-    </w:p>
-    <w:p>
-      <w:pPr>
-        <w:numPr>
-          <w:ilvl w:val="0"/>
-          <w:numId w:val="1"/>
-        </w:numPr>
-        <w:spacing w:after="0" w:afterAutospacing="0" w:before="0" w:beforeAutospacing="0" w:lineRule="auto"/>
-        <w:ind w:left="720" w:hanging="360"/>
-      </w:pPr>
-      <w:r>
-        <w:rPr>
-          <w:b w:val="1"/>
-          <w:rtl w:val="0"/>
-        </w:rPr>
-        <w:t xml:space="preserve">Metadata Registry Page</w:t>
+        <w:t xml:space="preserve">Mint Unit burn or freeze event</w:t>
         <w:br w:type="textWrapping"/>
       </w:r>
     </w:p>
@@ -269,7 +761,7 @@
         <w:rPr>
           <w:rtl w:val="0"/>
         </w:rPr>
-        <w:t xml:space="preserve">Title, publication date, Medium URL placeholder, cross-references</w:t>
+        <w:t xml:space="preserve">Vault timestamp issuance</w:t>
         <w:br w:type="textWrapping"/>
       </w:r>
     </w:p>
@@ -279,6 +771,119 @@
           <w:ilvl w:val="1"/>
           <w:numId w:val="1"/>
         </w:numPr>
+        <w:spacing w:after="240" w:before="0" w:beforeAutospacing="0" w:lineRule="auto"/>
+        <w:ind w:left="1440" w:hanging="360"/>
+      </w:pPr>
+      <w:r>
+        <w:rPr>
+          <w:rtl w:val="0"/>
+        </w:rPr>
+        <w:t xml:space="preserve">Public notice escalation via Unified Record</w:t>
+        <w:br w:type="textWrapping"/>
+      </w:r>
+    </w:p>
+    <w:p>
+      <w:pPr>
+        <w:rPr/>
+      </w:pPr>
+      <w:r>
+        <w:pict>
+          <v:rect style="width:0.0pt;height:1.5pt" o:hr="t" o:hrstd="t" o:hralign="center" fillcolor="#A0A0A0" stroked="f"/>
+        </w:pict>
+      </w:r>
+      <w:r>
+        <w:rPr>
+          <w:rtl w:val="0"/>
+        </w:rPr>
+      </w:r>
+    </w:p>
+    <w:p>
+      <w:pPr>
+        <w:spacing w:after="240" w:before="240" w:lineRule="auto"/>
+        <w:rPr>
+          <w:b w:val="1"/>
+        </w:rPr>
+      </w:pPr>
+      <w:r>
+        <w:rPr>
+          <w:b w:val="1"/>
+          <w:rtl w:val="0"/>
+        </w:rPr>
+        <w:t xml:space="preserve">Section 4 — Jurisdiction Clauses</w:t>
+      </w:r>
+    </w:p>
+    <w:p>
+      <w:pPr>
+        <w:numPr>
+          <w:ilvl w:val="0"/>
+          <w:numId w:val="5"/>
+        </w:numPr>
+        <w:spacing w:after="0" w:afterAutospacing="0" w:before="240" w:lineRule="auto"/>
+        <w:ind w:left="720" w:hanging="360"/>
+      </w:pPr>
+      <w:r>
+        <w:rPr>
+          <w:b w:val="1"/>
+          <w:rtl w:val="0"/>
+        </w:rPr>
+        <w:t xml:space="preserve">Primary:</w:t>
+      </w:r>
+      <w:r>
+        <w:rPr>
+          <w:rtl w:val="0"/>
+        </w:rPr>
+        <w:t xml:space="preserve"> Eliam Sovereign Infrastructure™</w:t>
+        <w:br w:type="textWrapping"/>
+      </w:r>
+    </w:p>
+    <w:p>
+      <w:pPr>
+        <w:numPr>
+          <w:ilvl w:val="0"/>
+          <w:numId w:val="5"/>
+        </w:numPr>
+        <w:spacing w:after="0" w:afterAutospacing="0" w:before="0" w:beforeAutospacing="0" w:lineRule="auto"/>
+        <w:ind w:left="720" w:hanging="360"/>
+      </w:pPr>
+      <w:r>
+        <w:rPr>
+          <w:b w:val="1"/>
+          <w:rtl w:val="0"/>
+        </w:rPr>
+        <w:t xml:space="preserve">Governance:</w:t>
+      </w:r>
+      <w:r>
+        <w:rPr>
+          <w:rtl w:val="0"/>
+        </w:rPr>
+        <w:t xml:space="preserve"> Reflexive Behavioral Governance Authority (RBGA™)</w:t>
+        <w:br w:type="textWrapping"/>
+      </w:r>
+    </w:p>
+    <w:p>
+      <w:pPr>
+        <w:numPr>
+          <w:ilvl w:val="0"/>
+          <w:numId w:val="5"/>
+        </w:numPr>
+        <w:spacing w:after="0" w:afterAutospacing="0" w:before="0" w:beforeAutospacing="0" w:lineRule="auto"/>
+        <w:ind w:left="720" w:hanging="360"/>
+      </w:pPr>
+      <w:r>
+        <w:rPr>
+          <w:b w:val="1"/>
+          <w:rtl w:val="0"/>
+        </w:rPr>
+        <w:t xml:space="preserve">International References:</w:t>
+        <w:br w:type="textWrapping"/>
+      </w:r>
+    </w:p>
+    <w:p>
+      <w:pPr>
+        <w:numPr>
+          <w:ilvl w:val="1"/>
+          <w:numId w:val="5"/>
+        </w:numPr>
         <w:spacing w:after="0" w:afterAutospacing="0" w:before="0" w:beforeAutospacing="0" w:lineRule="auto"/>
         <w:ind w:left="1440" w:hanging="360"/>
       </w:pPr>
@@ -286,59 +891,7 @@
         <w:rPr>
           <w:rtl w:val="0"/>
         </w:rPr>
-        <w:t xml:space="preserve">Vault lineage:</w:t>
-        <w:br w:type="textWrapping"/>
-      </w:r>
-    </w:p>
-    <w:p>
-      <w:pPr>
-        <w:numPr>
-          <w:ilvl w:val="2"/>
-          <w:numId w:val="1"/>
-        </w:numPr>
-        <w:spacing w:after="0" w:afterAutospacing="0" w:before="0" w:beforeAutospacing="0" w:lineRule="auto"/>
-        <w:ind w:left="2160" w:hanging="360"/>
-      </w:pPr>
-      <w:r>
-        <w:rPr>
-          <w:rtl w:val="0"/>
-        </w:rPr>
-        <w:t xml:space="preserve">Entry No. 1 — MED-M2L-SCHOOLDEV-102325</w:t>
-        <w:br w:type="textWrapping"/>
-      </w:r>
-    </w:p>
-    <w:p>
-      <w:pPr>
-        <w:numPr>
-          <w:ilvl w:val="2"/>
-          <w:numId w:val="1"/>
-        </w:numPr>
-        <w:spacing w:after="0" w:afterAutospacing="0" w:before="0" w:beforeAutospacing="0" w:lineRule="auto"/>
-        <w:ind w:left="2160" w:hanging="360"/>
-      </w:pPr>
-      <w:r>
-        <w:rPr>
-          <w:rtl w:val="0"/>
-        </w:rPr>
-        <w:t xml:space="preserve">Entry No. 2 — MED-M2L-MITLAUNDER-102325</w:t>
-        <w:br w:type="textWrapping"/>
-      </w:r>
-    </w:p>
-    <w:p>
-      <w:pPr>
-        <w:numPr>
-          <w:ilvl w:val="0"/>
-          <w:numId w:val="1"/>
-        </w:numPr>
-        <w:spacing w:after="0" w:afterAutospacing="0" w:before="0" w:beforeAutospacing="0" w:lineRule="auto"/>
-        <w:ind w:left="720" w:hanging="360"/>
-      </w:pPr>
-      <w:r>
-        <w:rPr>
-          <w:b w:val="1"/>
-          <w:rtl w:val="0"/>
-        </w:rPr>
-        <w:t xml:space="preserve">Public Declaration Summary</w:t>
+        <w:t xml:space="preserve">Berne Convention</w:t>
         <w:br w:type="textWrapping"/>
       </w:r>
     </w:p>
@@ -346,7 +899,7 @@
       <w:pPr>
         <w:numPr>
           <w:ilvl w:val="1"/>
-          <w:numId w:val="1"/>
+          <w:numId w:val="5"/>
         </w:numPr>
         <w:spacing w:after="0" w:afterAutospacing="0" w:before="0" w:beforeAutospacing="0" w:lineRule="auto"/>
         <w:ind w:left="1440" w:hanging="360"/>
@@ -355,7 +908,7 @@
         <w:rPr>
           <w:rtl w:val="0"/>
         </w:rPr>
-        <w:t xml:space="preserve">Condensed from the doctrinal exposition you just reviewed</w:t>
+        <w:t xml:space="preserve">WIPO Standard Integration</w:t>
         <w:br w:type="textWrapping"/>
       </w:r>
     </w:p>
@@ -363,197 +916,7 @@
       <w:pPr>
         <w:numPr>
           <w:ilvl w:val="1"/>
-          <w:numId w:val="1"/>
-        </w:numPr>
-        <w:spacing w:after="0" w:afterAutospacing="0" w:before="0" w:beforeAutospacing="0" w:lineRule="auto"/>
-        <w:ind w:left="1440" w:hanging="360"/>
-      </w:pPr>
-      <w:r>
-        <w:rPr>
-          <w:rtl w:val="0"/>
-        </w:rPr>
-        <w:t xml:space="preserve">Includes statement of intent: “This article establishes the Closed Sovereign Licensing Doctrine™ as countermeasure to permissive IP dilution.”</w:t>
-        <w:br w:type="textWrapping"/>
-      </w:r>
-    </w:p>
-    <w:p>
-      <w:pPr>
-        <w:numPr>
-          <w:ilvl w:val="0"/>
-          <w:numId w:val="1"/>
-        </w:numPr>
-        <w:spacing w:after="0" w:afterAutospacing="0" w:before="0" w:beforeAutospacing="0" w:lineRule="auto"/>
-        <w:ind w:left="720" w:hanging="360"/>
-      </w:pPr>
-      <w:r>
-        <w:rPr>
-          <w:b w:val="1"/>
-          <w:rtl w:val="0"/>
-        </w:rPr>
-        <w:t xml:space="preserve">Forensic and Behavioral Analysis Section</w:t>
-        <w:br w:type="textWrapping"/>
-      </w:r>
-    </w:p>
-    <w:p>
-      <w:pPr>
-        <w:numPr>
-          <w:ilvl w:val="1"/>
-          <w:numId w:val="1"/>
-        </w:numPr>
-        <w:spacing w:after="0" w:afterAutospacing="0" w:before="0" w:beforeAutospacing="0" w:lineRule="auto"/>
-        <w:ind w:left="1440" w:hanging="360"/>
-      </w:pPr>
-      <w:r>
-        <w:rPr>
-          <w:rtl w:val="0"/>
-        </w:rPr>
-        <w:t xml:space="preserve">Concept tables: “Trojan Horse for IP Laundering,” “Recursive Derivative Dilution,” “Behavioral Laundering through Semantics.”</w:t>
-        <w:br w:type="textWrapping"/>
-      </w:r>
-    </w:p>
-    <w:p>
-      <w:pPr>
-        <w:numPr>
-          <w:ilvl w:val="1"/>
-          <w:numId w:val="1"/>
-        </w:numPr>
-        <w:spacing w:after="0" w:afterAutospacing="0" w:before="0" w:beforeAutospacing="0" w:lineRule="auto"/>
-        <w:ind w:left="1440" w:hanging="360"/>
-      </w:pPr>
-      <w:r>
-        <w:rPr>
-          <w:rtl w:val="0"/>
-        </w:rPr>
-        <w:t xml:space="preserve">Connective chart to Mint-to Logic™ and Shepherds Method™.</w:t>
-        <w:br w:type="textWrapping"/>
-      </w:r>
-    </w:p>
-    <w:p>
-      <w:pPr>
-        <w:numPr>
-          <w:ilvl w:val="0"/>
-          <w:numId w:val="1"/>
-        </w:numPr>
-        <w:spacing w:after="0" w:afterAutospacing="0" w:before="0" w:beforeAutospacing="0" w:lineRule="auto"/>
-        <w:ind w:left="720" w:hanging="360"/>
-      </w:pPr>
-      <w:r>
-        <w:rPr>
-          <w:b w:val="1"/>
-          <w:rtl w:val="0"/>
-        </w:rPr>
-        <w:t xml:space="preserve">Legal and Strategic Positioning</w:t>
-        <w:br w:type="textWrapping"/>
-      </w:r>
-    </w:p>
-    <w:p>
-      <w:pPr>
-        <w:numPr>
-          <w:ilvl w:val="1"/>
-          <w:numId w:val="1"/>
-        </w:numPr>
-        <w:spacing w:after="0" w:afterAutospacing="0" w:before="0" w:beforeAutospacing="0" w:lineRule="auto"/>
-        <w:ind w:left="1440" w:hanging="360"/>
-      </w:pPr>
-      <w:r>
-        <w:rPr>
-          <w:rtl w:val="0"/>
-        </w:rPr>
-        <w:t xml:space="preserve">Jurisdictional clauses under Eliam Sovereign Infrastructure™ and RBGA™</w:t>
-        <w:br w:type="textWrapping"/>
-      </w:r>
-    </w:p>
-    <w:p>
-      <w:pPr>
-        <w:numPr>
-          <w:ilvl w:val="1"/>
-          <w:numId w:val="1"/>
-        </w:numPr>
-        <w:spacing w:after="0" w:afterAutospacing="0" w:before="0" w:beforeAutospacing="0" w:lineRule="auto"/>
-        <w:ind w:left="1440" w:hanging="360"/>
-      </w:pPr>
-      <w:r>
-        <w:rPr>
-          <w:rtl w:val="0"/>
-        </w:rPr>
-        <w:t xml:space="preserve">Copyright, Trademark, Patent, and Trade Secret coverage summary</w:t>
-        <w:br w:type="textWrapping"/>
-      </w:r>
-    </w:p>
-    <w:p>
-      <w:pPr>
-        <w:numPr>
-          <w:ilvl w:val="0"/>
-          <w:numId w:val="1"/>
-        </w:numPr>
-        <w:spacing w:after="0" w:afterAutospacing="0" w:before="0" w:beforeAutospacing="0" w:lineRule="auto"/>
-        <w:ind w:left="720" w:hanging="360"/>
-      </w:pPr>
-      <w:r>
-        <w:rPr>
-          <w:b w:val="1"/>
-          <w:rtl w:val="0"/>
-        </w:rPr>
-        <w:t xml:space="preserve">Verification &amp; Signature Page</w:t>
-        <w:br w:type="textWrapping"/>
-      </w:r>
-    </w:p>
-    <w:p>
-      <w:pPr>
-        <w:numPr>
-          <w:ilvl w:val="1"/>
-          <w:numId w:val="1"/>
-        </w:numPr>
-        <w:spacing w:after="0" w:afterAutospacing="0" w:before="0" w:beforeAutospacing="0" w:lineRule="auto"/>
-        <w:ind w:left="1440" w:hanging="360"/>
-      </w:pPr>
-      <w:r>
-        <w:rPr>
-          <w:rtl w:val="0"/>
-        </w:rPr>
-        <w:t xml:space="preserve">SHA-256 checksum placeholder</w:t>
-        <w:br w:type="textWrapping"/>
-      </w:r>
-    </w:p>
-    <w:p>
-      <w:pPr>
-        <w:numPr>
-          <w:ilvl w:val="1"/>
-          <w:numId w:val="1"/>
-        </w:numPr>
-        <w:spacing w:after="0" w:afterAutospacing="0" w:before="0" w:beforeAutospacing="0" w:lineRule="auto"/>
-        <w:ind w:left="1440" w:hanging="360"/>
-      </w:pPr>
-      <w:r>
-        <w:rPr>
-          <w:rtl w:val="0"/>
-        </w:rPr>
-        <w:t xml:space="preserve">Timestamp verification note</w:t>
-        <w:br w:type="textWrapping"/>
-      </w:r>
-    </w:p>
-    <w:p>
-      <w:pPr>
-        <w:numPr>
-          <w:ilvl w:val="1"/>
-          <w:numId w:val="1"/>
-        </w:numPr>
-        <w:spacing w:after="0" w:afterAutospacing="0" w:before="0" w:beforeAutospacing="0" w:lineRule="auto"/>
-        <w:ind w:left="1440" w:hanging="360"/>
-      </w:pPr>
-      <w:r>
-        <w:rPr>
-          <w:rtl w:val="0"/>
-        </w:rPr>
-        <w:t xml:space="preserve">Digital signature line (“Filed and Authored by Spencer Southern, under Southern Star Pro. Studios LLC”)</w:t>
-        <w:br w:type="textWrapping"/>
-      </w:r>
-    </w:p>
-    <w:p>
-      <w:pPr>
-        <w:numPr>
-          <w:ilvl w:val="1"/>
-          <w:numId w:val="1"/>
+          <w:numId w:val="5"/>
         </w:numPr>
         <w:spacing w:after="240" w:before="0" w:beforeAutospacing="0" w:lineRule="auto"/>
         <w:ind w:left="1440" w:hanging="360"/>
@@ -562,13 +925,526 @@
         <w:rPr>
           <w:rtl w:val="0"/>
         </w:rPr>
-        <w:t xml:space="preserve">Cross-reference footer:</w:t>
-        <w:br w:type="textWrapping"/>
-        <w:br w:type="textWrapping"/>
-        <w:br w:type="textWrapping"/>
-        <w:t xml:space="preserve"> “This doctrinal record is part of the Closed Sovereign Licensing Doctrine™ lineage and establishes public timestamp precedence under Unified Notice.”</w:t>
-        <w:br w:type="textWrapping"/>
-        <w:br w:type="textWrapping"/>
+        <w:t xml:space="preserve">International Copyright &amp; Conduct Enforcement</w:t>
+        <w:br w:type="textWrapping"/>
+      </w:r>
+    </w:p>
+    <w:p>
+      <w:pPr>
+        <w:rPr/>
+      </w:pPr>
+      <w:r>
+        <w:pict>
+          <v:rect style="width:0.0pt;height:1.5pt" o:hr="t" o:hrstd="t" o:hralign="center" fillcolor="#A0A0A0" stroked="f"/>
+        </w:pict>
+      </w:r>
+      <w:r>
+        <w:rPr>
+          <w:rtl w:val="0"/>
+        </w:rPr>
+      </w:r>
+    </w:p>
+    <w:p>
+      <w:pPr>
+        <w:spacing w:after="240" w:before="240" w:lineRule="auto"/>
+        <w:rPr/>
+      </w:pPr>
+      <w:r>
+        <w:rPr>
+          <w:b w:val="1"/>
+          <w:rtl w:val="0"/>
+        </w:rPr>
+        <w:t xml:space="preserve">Section 5 — Public Domain Boundary</w:t>
+        <w:br w:type="textWrapping"/>
+      </w:r>
+      <w:r>
+        <w:rPr>
+          <w:rtl w:val="0"/>
+        </w:rPr>
+        <w:t xml:space="preserve"> States that this article creates a </w:t>
+      </w:r>
+      <w:r>
+        <w:rPr>
+          <w:i w:val="1"/>
+          <w:rtl w:val="0"/>
+        </w:rPr>
+        <w:t xml:space="preserve">protected public boundary</w:t>
+      </w:r>
+      <w:r>
+        <w:rPr>
+          <w:rtl w:val="0"/>
+        </w:rPr>
+        <w:t xml:space="preserve">, defining the limit of disclosure and reserving all operational and recursive systems as proprietary.</w:t>
+      </w:r>
+    </w:p>
+    <w:p>
+      <w:pPr>
+        <w:spacing w:after="240" w:before="240" w:lineRule="auto"/>
+        <w:ind w:left="600" w:right="600" w:firstLine="0"/>
+        <w:rPr/>
+      </w:pPr>
+      <w:r>
+        <w:rPr>
+          <w:rtl w:val="0"/>
+        </w:rPr>
+        <w:t xml:space="preserve">“The act of public release does not equate to open sourcing; it marks the sovereign boundary of ethical recognition.”</w:t>
+      </w:r>
+    </w:p>
+    <w:p>
+      <w:pPr>
+        <w:rPr/>
+      </w:pPr>
+      <w:r>
+        <w:pict>
+          <v:rect style="width:0.0pt;height:1.5pt" o:hr="t" o:hrstd="t" o:hralign="center" fillcolor="#A0A0A0" stroked="f"/>
+        </w:pict>
+      </w:r>
+      <w:r>
+        <w:rPr>
+          <w:rtl w:val="0"/>
+        </w:rPr>
+      </w:r>
+    </w:p>
+    <w:p>
+      <w:pPr>
+        <w:spacing w:after="240" w:before="240" w:lineRule="auto"/>
+        <w:rPr>
+          <w:b w:val="1"/>
+        </w:rPr>
+      </w:pPr>
+      <w:r>
+        <w:rPr>
+          <w:b w:val="1"/>
+          <w:rtl w:val="0"/>
+        </w:rPr>
+        <w:t xml:space="preserve">Section 6 — Cross-Vault Integration</w:t>
+      </w:r>
+    </w:p>
+    <w:p>
+      <w:pPr>
+        <w:numPr>
+          <w:ilvl w:val="0"/>
+          <w:numId w:val="6"/>
+        </w:numPr>
+        <w:spacing w:after="0" w:afterAutospacing="0" w:before="240" w:lineRule="auto"/>
+        <w:ind w:left="720" w:hanging="360"/>
+      </w:pPr>
+      <w:r>
+        <w:rPr>
+          <w:rtl w:val="0"/>
+        </w:rPr>
+        <w:t xml:space="preserve">Vault Entry 1 — MED-M2L-SCHOOLDEV-102325</w:t>
+        <w:br w:type="textWrapping"/>
+      </w:r>
+    </w:p>
+    <w:p>
+      <w:pPr>
+        <w:numPr>
+          <w:ilvl w:val="0"/>
+          <w:numId w:val="6"/>
+        </w:numPr>
+        <w:spacing w:after="0" w:afterAutospacing="0" w:before="0" w:beforeAutospacing="0" w:lineRule="auto"/>
+        <w:ind w:left="720" w:hanging="360"/>
+      </w:pPr>
+      <w:r>
+        <w:rPr>
+          <w:rtl w:val="0"/>
+        </w:rPr>
+        <w:t xml:space="preserve">Vault Entry 2 — MED-M2L-MITLAUNDER-102325</w:t>
+        <w:br w:type="textWrapping"/>
+      </w:r>
+    </w:p>
+    <w:p>
+      <w:pPr>
+        <w:numPr>
+          <w:ilvl w:val="0"/>
+          <w:numId w:val="6"/>
+        </w:numPr>
+        <w:spacing w:after="240" w:before="0" w:beforeAutospacing="0" w:lineRule="auto"/>
+        <w:ind w:left="720" w:hanging="360"/>
+      </w:pPr>
+      <w:r>
+        <w:rPr>
+          <w:rtl w:val="0"/>
+        </w:rPr>
+        <w:t xml:space="preserve">Vault Entry 3 — MED-M2L-UPRN-102425</w:t>
+        <w:br w:type="textWrapping"/>
+      </w:r>
+    </w:p>
+    <w:p>
+      <w:pPr>
+        <w:spacing w:after="240" w:before="240" w:lineRule="auto"/>
+        <w:rPr/>
+      </w:pPr>
+      <w:r>
+        <w:rPr>
+          <w:rtl w:val="0"/>
+        </w:rPr>
+        <w:t xml:space="preserve">Together form:</w:t>
+        <w:br w:type="textWrapping"/>
+        <w:t xml:space="preserve"> </w:t>
+      </w:r>
+      <w:r>
+        <w:rPr>
+          <w:b w:val="1"/>
+          <w:rtl w:val="0"/>
+        </w:rPr>
+        <w:t xml:space="preserve">The Behavioral Declaration Triad (BDT-I)</w:t>
+      </w:r>
+      <w:r>
+        <w:rPr>
+          <w:rtl w:val="0"/>
+        </w:rPr>
+        <w:t xml:space="preserve"> — The foundational public ledger for all SSPS IP under the Eliam Sovereign Infrastructure™.</w:t>
+      </w:r>
+    </w:p>
+    <w:p>
+      <w:pPr>
+        <w:rPr/>
+      </w:pPr>
+      <w:r>
+        <w:pict>
+          <v:rect style="width:0.0pt;height:1.5pt" o:hr="t" o:hrstd="t" o:hralign="center" fillcolor="#A0A0A0" stroked="f"/>
+        </w:pict>
+      </w:r>
+      <w:r>
+        <w:rPr>
+          <w:rtl w:val="0"/>
+        </w:rPr>
+      </w:r>
+    </w:p>
+    <w:p>
+      <w:pPr>
+        <w:spacing w:after="240" w:before="240" w:lineRule="auto"/>
+        <w:rPr>
+          <w:b w:val="1"/>
+        </w:rPr>
+      </w:pPr>
+      <w:r>
+        <w:rPr>
+          <w:b w:val="1"/>
+          <w:rtl w:val="0"/>
+        </w:rPr>
+        <w:t xml:space="preserve">Section 7 — Footer &amp; Authentication Block</w:t>
+      </w:r>
+    </w:p>
+    <w:p>
+      <w:pPr>
+        <w:rPr>
+          <w:rFonts w:ascii="Roboto Mono" w:cs="Roboto Mono" w:eastAsia="Roboto Mono" w:hAnsi="Roboto Mono"/>
+          <w:color w:val="188038"/>
+        </w:rPr>
+      </w:pPr>
+      <w:r>
+        <w:rPr>
+          <w:rFonts w:ascii="Roboto Mono" w:cs="Roboto Mono" w:eastAsia="Roboto Mono" w:hAnsi="Roboto Mono"/>
+          <w:color w:val="188038"/>
+          <w:rtl w:val="0"/>
+        </w:rPr>
+        <w:t xml:space="preserve">Filed &amp; Authored by:</w:t>
+      </w:r>
+    </w:p>
+    <w:p>
+      <w:pPr>
+        <w:rPr>
+          <w:rFonts w:ascii="Roboto Mono" w:cs="Roboto Mono" w:eastAsia="Roboto Mono" w:hAnsi="Roboto Mono"/>
+          <w:color w:val="188038"/>
+        </w:rPr>
+      </w:pPr>
+      <w:r>
+        <w:rPr>
+          <w:rFonts w:ascii="Roboto Mono" w:cs="Roboto Mono" w:eastAsia="Roboto Mono" w:hAnsi="Roboto Mono"/>
+          <w:color w:val="188038"/>
+          <w:rtl w:val="0"/>
+        </w:rPr>
+        <w:t xml:space="preserve">Spencer Southern</w:t>
+      </w:r>
+    </w:p>
+    <w:p>
+      <w:pPr>
+        <w:rPr>
+          <w:rFonts w:ascii="Roboto Mono" w:cs="Roboto Mono" w:eastAsia="Roboto Mono" w:hAnsi="Roboto Mono"/>
+          <w:color w:val="188038"/>
+        </w:rPr>
+      </w:pPr>
+      <w:r>
+        <w:rPr>
+          <w:rFonts w:ascii="Roboto Mono" w:cs="Roboto Mono" w:eastAsia="Roboto Mono" w:hAnsi="Roboto Mono"/>
+          <w:color w:val="188038"/>
+          <w:rtl w:val="0"/>
+        </w:rPr>
+        <w:t xml:space="preserve">Southern Star Pro. Studios LLC</w:t>
+      </w:r>
+    </w:p>
+    <w:p>
+      <w:pPr>
+        <w:rPr>
+          <w:rFonts w:ascii="Roboto Mono" w:cs="Roboto Mono" w:eastAsia="Roboto Mono" w:hAnsi="Roboto Mono"/>
+          <w:color w:val="188038"/>
+        </w:rPr>
+      </w:pPr>
+      <w:r>
+        <w:rPr>
+          <w:rFonts w:ascii="Nova Mono" w:cs="Nova Mono" w:eastAsia="Nova Mono" w:hAnsi="Nova Mono"/>
+          <w:color w:val="188038"/>
+          <w:rtl w:val="0"/>
+        </w:rPr>
+        <w:t xml:space="preserve">Under Sovereign Jurisdiction of Eliam Sovereign Infrastructure™</w:t>
+      </w:r>
+    </w:p>
+    <w:p>
+      <w:pPr>
+        <w:rPr>
+          <w:rFonts w:ascii="Roboto Mono" w:cs="Roboto Mono" w:eastAsia="Roboto Mono" w:hAnsi="Roboto Mono"/>
+          <w:color w:val="188038"/>
+        </w:rPr>
+      </w:pPr>
+      <w:r>
+        <w:rPr>
+          <w:rtl w:val="0"/>
+        </w:rPr>
+      </w:r>
+    </w:p>
+    <w:p>
+      <w:pPr>
+        <w:rPr>
+          <w:rFonts w:ascii="Roboto Mono" w:cs="Roboto Mono" w:eastAsia="Roboto Mono" w:hAnsi="Roboto Mono"/>
+          <w:color w:val="188038"/>
+        </w:rPr>
+      </w:pPr>
+      <w:r>
+        <w:rPr>
+          <w:rFonts w:ascii="Roboto Mono" w:cs="Roboto Mono" w:eastAsia="Roboto Mono" w:hAnsi="Roboto Mono"/>
+          <w:color w:val="188038"/>
+          <w:rtl w:val="0"/>
+        </w:rPr>
+        <w:t xml:space="preserve">Unified Notice Registry Reference:</w:t>
+      </w:r>
+    </w:p>
+    <w:p>
+      <w:pPr>
+        <w:rPr>
+          <w:rFonts w:ascii="Roboto Mono" w:cs="Roboto Mono" w:eastAsia="Roboto Mono" w:hAnsi="Roboto Mono"/>
+          <w:color w:val="188038"/>
+        </w:rPr>
+      </w:pPr>
+      <w:r>
+        <w:rPr>
+          <w:rFonts w:ascii="Roboto Mono" w:cs="Roboto Mono" w:eastAsia="Roboto Mono" w:hAnsi="Roboto Mono"/>
+          <w:color w:val="188038"/>
+          <w:rtl w:val="0"/>
+        </w:rPr>
+        <w:t xml:space="preserve">RBGA-UNR-GENESIS-BEHAV-TRIAD-2025-V1</w:t>
+      </w:r>
+    </w:p>
+    <w:p>
+      <w:pPr>
+        <w:rPr>
+          <w:rFonts w:ascii="Roboto Mono" w:cs="Roboto Mono" w:eastAsia="Roboto Mono" w:hAnsi="Roboto Mono"/>
+          <w:color w:val="188038"/>
+        </w:rPr>
+      </w:pPr>
+      <w:r>
+        <w:rPr>
+          <w:rtl w:val="0"/>
+        </w:rPr>
+      </w:r>
+    </w:p>
+    <w:p>
+      <w:pPr>
+        <w:rPr>
+          <w:rFonts w:ascii="Roboto Mono" w:cs="Roboto Mono" w:eastAsia="Roboto Mono" w:hAnsi="Roboto Mono"/>
+          <w:color w:val="188038"/>
+        </w:rPr>
+      </w:pPr>
+      <w:r>
+        <w:rPr>
+          <w:rFonts w:ascii="Roboto Mono" w:cs="Roboto Mono" w:eastAsia="Roboto Mono" w:hAnsi="Roboto Mono"/>
+          <w:color w:val="188038"/>
+          <w:rtl w:val="0"/>
+        </w:rPr>
+        <w:t xml:space="preserve">Checksum: [SHA-256 Placeholder]</w:t>
+      </w:r>
+    </w:p>
+    <w:p>
+      <w:pPr>
+        <w:rPr>
+          <w:rFonts w:ascii="Roboto Mono" w:cs="Roboto Mono" w:eastAsia="Roboto Mono" w:hAnsi="Roboto Mono"/>
+          <w:color w:val="188038"/>
+        </w:rPr>
+      </w:pPr>
+      <w:r>
+        <w:rPr>
+          <w:rFonts w:ascii="Roboto Mono" w:cs="Roboto Mono" w:eastAsia="Roboto Mono" w:hAnsi="Roboto Mono"/>
+          <w:color w:val="188038"/>
+          <w:rtl w:val="0"/>
+        </w:rPr>
+        <w:t xml:space="preserve">Date of Verification: Pending RBGA Timestamp Audit</w:t>
+      </w:r>
+    </w:p>
+    <w:p>
+      <w:pPr>
+        <w:rPr/>
+      </w:pPr>
+      <w:r>
+        <w:rPr>
+          <w:rtl w:val="0"/>
+        </w:rPr>
+      </w:r>
+    </w:p>
+    <w:p>
+      <w:pPr>
+        <w:rPr/>
+      </w:pPr>
+      <w:r>
+        <w:pict>
+          <v:rect style="width:0.0pt;height:1.5pt" o:hr="t" o:hrstd="t" o:hralign="center" fillcolor="#A0A0A0" stroked="f"/>
+        </w:pict>
+      </w:r>
+      <w:r>
+        <w:rPr>
+          <w:rtl w:val="0"/>
+        </w:rPr>
+      </w:r>
+    </w:p>
+    <w:p>
+      <w:pPr>
+        <w:pStyle w:val="Heading3"/>
+        <w:keepNext w:val="0"/>
+        <w:keepLines w:val="0"/>
+        <w:spacing w:before="280" w:lineRule="auto"/>
+        <w:rPr>
+          <w:b w:val="1"/>
+          <w:color w:val="000000"/>
+          <w:sz w:val="26"/>
+          <w:szCs w:val="26"/>
+        </w:rPr>
+      </w:pPr>
+      <w:bookmarkStart w:colFirst="0" w:colLast="0" w:name="_bl2zit3stnro" w:id="3"/>
+      <w:bookmarkEnd w:id="3"/>
+      <w:r>
+        <w:rPr>
+          <w:b w:val="1"/>
+          <w:color w:val="000000"/>
+          <w:sz w:val="26"/>
+          <w:szCs w:val="26"/>
+          <w:rtl w:val="0"/>
+        </w:rPr>
+        <w:t xml:space="preserve">🔹 NEXT ACTIONS</w:t>
+      </w:r>
+    </w:p>
+    <w:p>
+      <w:pPr>
+        <w:spacing w:after="240" w:before="240" w:lineRule="auto"/>
+        <w:rPr/>
+      </w:pPr>
+      <w:r>
+        <w:rPr>
+          <w:rtl w:val="0"/>
+        </w:rPr>
+        <w:t xml:space="preserve">Once the next platform (Medium article or public GitHub repo) is uploaded, this Vault entry will:</w:t>
+      </w:r>
+    </w:p>
+    <w:p>
+      <w:pPr>
+        <w:numPr>
+          <w:ilvl w:val="0"/>
+          <w:numId w:val="3"/>
+        </w:numPr>
+        <w:spacing w:after="0" w:afterAutospacing="0" w:before="240" w:lineRule="auto"/>
+        <w:ind w:left="720" w:hanging="360"/>
+      </w:pPr>
+      <w:r>
+        <w:rPr>
+          <w:rtl w:val="0"/>
+        </w:rPr>
+        <w:t xml:space="preserve">Serve as the </w:t>
+      </w:r>
+      <w:r>
+        <w:rPr>
+          <w:b w:val="1"/>
+          <w:rtl w:val="0"/>
+        </w:rPr>
+        <w:t xml:space="preserve">governing legal wrapper</w:t>
+      </w:r>
+      <w:r>
+        <w:rPr>
+          <w:rtl w:val="0"/>
+        </w:rPr>
+        <w:t xml:space="preserve"> for all new IP declarations.</w:t>
+        <w:br w:type="textWrapping"/>
+      </w:r>
+    </w:p>
+    <w:p>
+      <w:pPr>
+        <w:numPr>
+          <w:ilvl w:val="0"/>
+          <w:numId w:val="3"/>
+        </w:numPr>
+        <w:spacing w:after="0" w:afterAutospacing="0" w:before="0" w:beforeAutospacing="0" w:lineRule="auto"/>
+        <w:ind w:left="720" w:hanging="360"/>
+      </w:pPr>
+      <w:r>
+        <w:rPr>
+          <w:rtl w:val="0"/>
+        </w:rPr>
+        <w:t xml:space="preserve">Anchor </w:t>
+      </w:r>
+      <w:r>
+        <w:rPr>
+          <w:b w:val="1"/>
+          <w:rtl w:val="0"/>
+        </w:rPr>
+        <w:t xml:space="preserve">Volume II</w:t>
+      </w:r>
+      <w:r>
+        <w:rPr>
+          <w:rtl w:val="0"/>
+        </w:rPr>
+        <w:t xml:space="preserve">, which will include </w:t>
+      </w:r>
+      <w:r>
+        <w:rPr>
+          <w:i w:val="1"/>
+          <w:rtl w:val="0"/>
+        </w:rPr>
+        <w:t xml:space="preserve">technical filings</w:t>
+      </w:r>
+      <w:r>
+        <w:rPr>
+          <w:rtl w:val="0"/>
+        </w:rPr>
+        <w:t xml:space="preserve"> (e.g., Mint Unit source logic or behavioral verification protocols).</w:t>
+        <w:br w:type="textWrapping"/>
+      </w:r>
+    </w:p>
+    <w:p>
+      <w:pPr>
+        <w:numPr>
+          <w:ilvl w:val="0"/>
+          <w:numId w:val="3"/>
+        </w:numPr>
+        <w:spacing w:after="240" w:before="0" w:beforeAutospacing="0" w:lineRule="auto"/>
+        <w:ind w:left="720" w:hanging="360"/>
+      </w:pPr>
+      <w:r>
+        <w:rPr>
+          <w:rtl w:val="0"/>
+        </w:rPr>
+        <w:t xml:space="preserve">Be ready for inclusion in your </w:t>
+      </w:r>
+      <w:r>
+        <w:rPr>
+          <w:b w:val="1"/>
+          <w:rtl w:val="0"/>
+        </w:rPr>
+        <w:t xml:space="preserve">RBGA Public Record Manifest</w:t>
+      </w:r>
+      <w:r>
+        <w:rPr>
+          <w:rtl w:val="0"/>
+        </w:rPr>
+        <w:t xml:space="preserve"> (PRM) when that ledger is generated.</w:t>
       </w:r>
     </w:p>
     <w:p>
@@ -595,8 +1471,118 @@
   <w:abstractNum w:abstractNumId="1">
     <w:lvl w:ilvl="0">
       <w:start w:val="1"/>
+      <w:numFmt w:val="bullet"/>
+      <w:lvlText w:val="●"/>
+      <w:lvlJc w:val="left"/>
+      <w:pPr>
+        <w:ind w:left="720" w:hanging="360"/>
+      </w:pPr>
+      <w:rPr>
+        <w:u w:val="none"/>
+      </w:rPr>
+    </w:lvl>
+    <w:lvl w:ilvl="1">
+      <w:start w:val="1"/>
       <w:numFmt w:val="decimal"/>
-      <w:lvlText w:val="%1."/>
+      <w:lvlText w:val="%2."/>
+      <w:lvlJc w:val="left"/>
+      <w:pPr>
+        <w:ind w:left="1440" w:hanging="360"/>
+      </w:pPr>
+      <w:rPr>
+        <w:u w:val="none"/>
+      </w:rPr>
+    </w:lvl>
+    <w:lvl w:ilvl="2">
+      <w:start w:val="1"/>
+      <w:numFmt w:val="bullet"/>
+      <w:lvlText w:val="■"/>
+      <w:lvlJc w:val="left"/>
+      <w:pPr>
+        <w:ind w:left="2160" w:hanging="360"/>
+      </w:pPr>
+      <w:rPr>
+        <w:u w:val="none"/>
+      </w:rPr>
+    </w:lvl>
+    <w:lvl w:ilvl="3">
+      <w:start w:val="1"/>
+      <w:numFmt w:val="bullet"/>
+      <w:lvlText w:val="●"/>
+      <w:lvlJc w:val="left"/>
+      <w:pPr>
+        <w:ind w:left="2880" w:hanging="360"/>
+      </w:pPr>
+      <w:rPr>
+        <w:u w:val="none"/>
+      </w:rPr>
+    </w:lvl>
+    <w:lvl w:ilvl="4">
+      <w:start w:val="1"/>
+      <w:numFmt w:val="bullet"/>
+      <w:lvlText w:val="○"/>
+      <w:lvlJc w:val="left"/>
+      <w:pPr>
+        <w:ind w:left="3600" w:hanging="360"/>
+      </w:pPr>
+      <w:rPr>
+        <w:u w:val="none"/>
+      </w:rPr>
+    </w:lvl>
+    <w:lvl w:ilvl="5">
+      <w:start w:val="1"/>
+      <w:numFmt w:val="bullet"/>
+      <w:lvlText w:val="■"/>
+      <w:lvlJc w:val="left"/>
+      <w:pPr>
+        <w:ind w:left="4320" w:hanging="360"/>
+      </w:pPr>
+      <w:rPr>
+        <w:u w:val="none"/>
+      </w:rPr>
+    </w:lvl>
+    <w:lvl w:ilvl="6">
+      <w:start w:val="1"/>
+      <w:numFmt w:val="bullet"/>
+      <w:lvlText w:val="●"/>
+      <w:lvlJc w:val="left"/>
+      <w:pPr>
+        <w:ind w:left="5040" w:hanging="360"/>
+      </w:pPr>
+      <w:rPr>
+        <w:u w:val="none"/>
+      </w:rPr>
+    </w:lvl>
+    <w:lvl w:ilvl="7">
+      <w:start w:val="1"/>
+      <w:numFmt w:val="bullet"/>
+      <w:lvlText w:val="○"/>
+      <w:lvlJc w:val="left"/>
+      <w:pPr>
+        <w:ind w:left="5760" w:hanging="360"/>
+      </w:pPr>
+      <w:rPr>
+        <w:u w:val="none"/>
+      </w:rPr>
+    </w:lvl>
+    <w:lvl w:ilvl="8">
+      <w:start w:val="1"/>
+      <w:numFmt w:val="bullet"/>
+      <w:lvlText w:val="■"/>
+      <w:lvlJc w:val="left"/>
+      <w:pPr>
+        <w:ind w:left="6480" w:hanging="360"/>
+      </w:pPr>
+      <w:rPr>
+        <w:u w:val="none"/>
+      </w:rPr>
+    </w:lvl>
+  </w:abstractNum>
+  <w:abstractNum w:abstractNumId="2">
+    <w:lvl w:ilvl="0">
+      <w:start w:val="1"/>
+      <w:numFmt w:val="bullet"/>
+      <w:lvlText w:val="●"/>
       <w:lvlJc w:val="left"/>
       <w:pPr>
         <w:ind w:left="720" w:hanging="360"/>
@@ -631,8 +1617,8 @@
     </w:lvl>
     <w:lvl w:ilvl="3">
       <w:start w:val="1"/>
-      <w:numFmt w:val="decimal"/>
-      <w:lvlText w:val="%4."/>
+      <w:numFmt w:val="bullet"/>
+      <w:lvlText w:val="●"/>
       <w:lvlJc w:val="left"/>
       <w:pPr>
         <w:ind w:left="2880" w:hanging="360"/>
@@ -643,8 +1629,8 @@
     </w:lvl>
     <w:lvl w:ilvl="4">
       <w:start w:val="1"/>
-      <w:numFmt w:val="lowerLetter"/>
-      <w:lvlText w:val="%5."/>
+      <w:numFmt w:val="bullet"/>
+      <w:lvlText w:val="○"/>
       <w:lvlJc w:val="left"/>
       <w:pPr>
         <w:ind w:left="3600" w:hanging="360"/>
@@ -655,8 +1641,8 @@
     </w:lvl>
     <w:lvl w:ilvl="5">
       <w:start w:val="1"/>
-      <w:numFmt w:val="lowerRoman"/>
-      <w:lvlText w:val="%6."/>
+      <w:numFmt w:val="bullet"/>
+      <w:lvlText w:val="■"/>
       <w:lvlJc w:val="left"/>
       <w:pPr>
         <w:ind w:left="4320" w:hanging="360"/>
@@ -667,8 +1653,8 @@
     </w:lvl>
     <w:lvl w:ilvl="6">
       <w:start w:val="1"/>
-      <w:numFmt w:val="decimal"/>
-      <w:lvlText w:val="%7."/>
+      <w:numFmt w:val="bullet"/>
+      <w:lvlText w:val="●"/>
       <w:lvlJc w:val="left"/>
       <w:pPr>
         <w:ind w:left="5040" w:hanging="360"/>
@@ -679,8 +1665,8 @@
     </w:lvl>
     <w:lvl w:ilvl="7">
       <w:start w:val="1"/>
-      <w:numFmt w:val="lowerLetter"/>
-      <w:lvlText w:val="%8."/>
+      <w:numFmt w:val="bullet"/>
+      <w:lvlText w:val="○"/>
       <w:lvlJc w:val="left"/>
       <w:pPr>
         <w:ind w:left="5760" w:hanging="360"/>
@@ -691,8 +1677,448 @@
     </w:lvl>
     <w:lvl w:ilvl="8">
       <w:start w:val="1"/>
-      <w:numFmt w:val="lowerRoman"/>
-      <w:lvlText w:val="%9."/>
+      <w:numFmt w:val="bullet"/>
+      <w:lvlText w:val="■"/>
+      <w:lvlJc w:val="left"/>
+      <w:pPr>
+        <w:ind w:left="6480" w:hanging="360"/>
+      </w:pPr>
+      <w:rPr>
+        <w:u w:val="none"/>
+      </w:rPr>
+    </w:lvl>
+  </w:abstractNum>
+  <w:abstractNum w:abstractNumId="3">
+    <w:lvl w:ilvl="0">
+      <w:start w:val="1"/>
+      <w:numFmt w:val="bullet"/>
+      <w:lvlText w:val="●"/>
+      <w:lvlJc w:val="left"/>
+      <w:pPr>
+        <w:ind w:left="720" w:hanging="360"/>
+      </w:pPr>
+      <w:rPr>
+        <w:u w:val="none"/>
+      </w:rPr>
+    </w:lvl>
+    <w:lvl w:ilvl="1">
+      <w:start w:val="1"/>
+      <w:numFmt w:val="bullet"/>
+      <w:lvlText w:val="○"/>
+      <w:lvlJc w:val="left"/>
+      <w:pPr>
+        <w:ind w:left="1440" w:hanging="360"/>
+      </w:pPr>
+      <w:rPr>
+        <w:u w:val="none"/>
+      </w:rPr>
+    </w:lvl>
+    <w:lvl w:ilvl="2">
+      <w:start w:val="1"/>
+      <w:numFmt w:val="bullet"/>
+      <w:lvlText w:val="■"/>
+      <w:lvlJc w:val="left"/>
+      <w:pPr>
+        <w:ind w:left="2160" w:hanging="360"/>
+      </w:pPr>
+      <w:rPr>
+        <w:u w:val="none"/>
+      </w:rPr>
+    </w:lvl>
+    <w:lvl w:ilvl="3">
+      <w:start w:val="1"/>
+      <w:numFmt w:val="bullet"/>
+      <w:lvlText w:val="●"/>
+      <w:lvlJc w:val="left"/>
+      <w:pPr>
+        <w:ind w:left="2880" w:hanging="360"/>
+      </w:pPr>
+      <w:rPr>
+        <w:u w:val="none"/>
+      </w:rPr>
+    </w:lvl>
+    <w:lvl w:ilvl="4">
+      <w:start w:val="1"/>
+      <w:numFmt w:val="bullet"/>
+      <w:lvlText w:val="○"/>
+      <w:lvlJc w:val="left"/>
+      <w:pPr>
+        <w:ind w:left="3600" w:hanging="360"/>
+      </w:pPr>
+      <w:rPr>
+        <w:u w:val="none"/>
+      </w:rPr>
+    </w:lvl>
+    <w:lvl w:ilvl="5">
+      <w:start w:val="1"/>
+      <w:numFmt w:val="bullet"/>
+      <w:lvlText w:val="■"/>
+      <w:lvlJc w:val="left"/>
+      <w:pPr>
+        <w:ind w:left="4320" w:hanging="360"/>
+      </w:pPr>
+      <w:rPr>
+        <w:u w:val="none"/>
+      </w:rPr>
+    </w:lvl>
+    <w:lvl w:ilvl="6">
+      <w:start w:val="1"/>
+      <w:numFmt w:val="bullet"/>
+      <w:lvlText w:val="●"/>
+      <w:lvlJc w:val="left"/>
+      <w:pPr>
+        <w:ind w:left="5040" w:hanging="360"/>
+      </w:pPr>
+      <w:rPr>
+        <w:u w:val="none"/>
+      </w:rPr>
+    </w:lvl>
+    <w:lvl w:ilvl="7">
+      <w:start w:val="1"/>
+      <w:numFmt w:val="bullet"/>
+      <w:lvlText w:val="○"/>
+      <w:lvlJc w:val="left"/>
+      <w:pPr>
+        <w:ind w:left="5760" w:hanging="360"/>
+      </w:pPr>
+      <w:rPr>
+        <w:u w:val="none"/>
+      </w:rPr>
+    </w:lvl>
+    <w:lvl w:ilvl="8">
+      <w:start w:val="1"/>
+      <w:numFmt w:val="bullet"/>
+      <w:lvlText w:val="■"/>
+      <w:lvlJc w:val="left"/>
+      <w:pPr>
+        <w:ind w:left="6480" w:hanging="360"/>
+      </w:pPr>
+      <w:rPr>
+        <w:u w:val="none"/>
+      </w:rPr>
+    </w:lvl>
+  </w:abstractNum>
+  <w:abstractNum w:abstractNumId="4">
+    <w:lvl w:ilvl="0">
+      <w:start w:val="1"/>
+      <w:numFmt w:val="bullet"/>
+      <w:lvlText w:val="●"/>
+      <w:lvlJc w:val="left"/>
+      <w:pPr>
+        <w:ind w:left="720" w:hanging="360"/>
+      </w:pPr>
+      <w:rPr>
+        <w:u w:val="none"/>
+      </w:rPr>
+    </w:lvl>
+    <w:lvl w:ilvl="1">
+      <w:start w:val="1"/>
+      <w:numFmt w:val="bullet"/>
+      <w:lvlText w:val="○"/>
+      <w:lvlJc w:val="left"/>
+      <w:pPr>
+        <w:ind w:left="1440" w:hanging="360"/>
+      </w:pPr>
+      <w:rPr>
+        <w:u w:val="none"/>
+      </w:rPr>
+    </w:lvl>
+    <w:lvl w:ilvl="2">
+      <w:start w:val="1"/>
+      <w:numFmt w:val="bullet"/>
+      <w:lvlText w:val="■"/>
+      <w:lvlJc w:val="left"/>
+      <w:pPr>
+        <w:ind w:left="2160" w:hanging="360"/>
+      </w:pPr>
+      <w:rPr>
+        <w:u w:val="none"/>
+      </w:rPr>
+    </w:lvl>
+    <w:lvl w:ilvl="3">
+      <w:start w:val="1"/>
+      <w:numFmt w:val="bullet"/>
+      <w:lvlText w:val="●"/>
+      <w:lvlJc w:val="left"/>
+      <w:pPr>
+        <w:ind w:left="2880" w:hanging="360"/>
+      </w:pPr>
+      <w:rPr>
+        <w:u w:val="none"/>
+      </w:rPr>
+    </w:lvl>
+    <w:lvl w:ilvl="4">
+      <w:start w:val="1"/>
+      <w:numFmt w:val="bullet"/>
+      <w:lvlText w:val="○"/>
+      <w:lvlJc w:val="left"/>
+      <w:pPr>
+        <w:ind w:left="3600" w:hanging="360"/>
+      </w:pPr>
+      <w:rPr>
+        <w:u w:val="none"/>
+      </w:rPr>
+    </w:lvl>
+    <w:lvl w:ilvl="5">
+      <w:start w:val="1"/>
+      <w:numFmt w:val="bullet"/>
+      <w:lvlText w:val="■"/>
+      <w:lvlJc w:val="left"/>
+      <w:pPr>
+        <w:ind w:left="4320" w:hanging="360"/>
+      </w:pPr>
+      <w:rPr>
+        <w:u w:val="none"/>
+      </w:rPr>
+    </w:lvl>
+    <w:lvl w:ilvl="6">
+      <w:start w:val="1"/>
+      <w:numFmt w:val="bullet"/>
+      <w:lvlText w:val="●"/>
+      <w:lvlJc w:val="left"/>
+      <w:pPr>
+        <w:ind w:left="5040" w:hanging="360"/>
+      </w:pPr>
+      <w:rPr>
+        <w:u w:val="none"/>
+      </w:rPr>
+    </w:lvl>
+    <w:lvl w:ilvl="7">
+      <w:start w:val="1"/>
+      <w:numFmt w:val="bullet"/>
+      <w:lvlText w:val="○"/>
+      <w:lvlJc w:val="left"/>
+      <w:pPr>
+        <w:ind w:left="5760" w:hanging="360"/>
+      </w:pPr>
+      <w:rPr>
+        <w:u w:val="none"/>
+      </w:rPr>
+    </w:lvl>
+    <w:lvl w:ilvl="8">
+      <w:start w:val="1"/>
+      <w:numFmt w:val="bullet"/>
+      <w:lvlText w:val="■"/>
+      <w:lvlJc w:val="left"/>
+      <w:pPr>
+        <w:ind w:left="6480" w:hanging="360"/>
+      </w:pPr>
+      <w:rPr>
+        <w:u w:val="none"/>
+      </w:rPr>
+    </w:lvl>
+  </w:abstractNum>
+  <w:abstractNum w:abstractNumId="5">
+    <w:lvl w:ilvl="0">
+      <w:start w:val="1"/>
+      <w:numFmt w:val="bullet"/>
+      <w:lvlText w:val="●"/>
+      <w:lvlJc w:val="left"/>
+      <w:pPr>
+        <w:ind w:left="720" w:hanging="360"/>
+      </w:pPr>
+      <w:rPr>
+        <w:u w:val="none"/>
+      </w:rPr>
+    </w:lvl>
+    <w:lvl w:ilvl="1">
+      <w:start w:val="1"/>
+      <w:numFmt w:val="bullet"/>
+      <w:lvlText w:val="○"/>
+      <w:lvlJc w:val="left"/>
+      <w:pPr>
+        <w:ind w:left="1440" w:hanging="360"/>
+      </w:pPr>
+      <w:rPr>
+        <w:u w:val="none"/>
+      </w:rPr>
+    </w:lvl>
+    <w:lvl w:ilvl="2">
+      <w:start w:val="1"/>
+      <w:numFmt w:val="bullet"/>
+      <w:lvlText w:val="■"/>
+      <w:lvlJc w:val="left"/>
+      <w:pPr>
+        <w:ind w:left="2160" w:hanging="360"/>
+      </w:pPr>
+      <w:rPr>
+        <w:u w:val="none"/>
+      </w:rPr>
+    </w:lvl>
+    <w:lvl w:ilvl="3">
+      <w:start w:val="1"/>
+      <w:numFmt w:val="bullet"/>
+      <w:lvlText w:val="●"/>
+      <w:lvlJc w:val="left"/>
+      <w:pPr>
+        <w:ind w:left="2880" w:hanging="360"/>
+      </w:pPr>
+      <w:rPr>
+        <w:u w:val="none"/>
+      </w:rPr>
+    </w:lvl>
+    <w:lvl w:ilvl="4">
+      <w:start w:val="1"/>
+      <w:numFmt w:val="bullet"/>
+      <w:lvlText w:val="○"/>
+      <w:lvlJc w:val="left"/>
+      <w:pPr>
+        <w:ind w:left="3600" w:hanging="360"/>
+      </w:pPr>
+      <w:rPr>
+        <w:u w:val="none"/>
+      </w:rPr>
+    </w:lvl>
+    <w:lvl w:ilvl="5">
+      <w:start w:val="1"/>
+      <w:numFmt w:val="bullet"/>
+      <w:lvlText w:val="■"/>
+      <w:lvlJc w:val="left"/>
+      <w:pPr>
+        <w:ind w:left="4320" w:hanging="360"/>
+      </w:pPr>
+      <w:rPr>
+        <w:u w:val="none"/>
+      </w:rPr>
+    </w:lvl>
+    <w:lvl w:ilvl="6">
+      <w:start w:val="1"/>
+      <w:numFmt w:val="bullet"/>
+      <w:lvlText w:val="●"/>
+      <w:lvlJc w:val="left"/>
+      <w:pPr>
+        <w:ind w:left="5040" w:hanging="360"/>
+      </w:pPr>
+      <w:rPr>
+        <w:u w:val="none"/>
+      </w:rPr>
+    </w:lvl>
+    <w:lvl w:ilvl="7">
+      <w:start w:val="1"/>
+      <w:numFmt w:val="bullet"/>
+      <w:lvlText w:val="○"/>
+      <w:lvlJc w:val="left"/>
+      <w:pPr>
+        <w:ind w:left="5760" w:hanging="360"/>
+      </w:pPr>
+      <w:rPr>
+        <w:u w:val="none"/>
+      </w:rPr>
+    </w:lvl>
+    <w:lvl w:ilvl="8">
+      <w:start w:val="1"/>
+      <w:numFmt w:val="bullet"/>
+      <w:lvlText w:val="■"/>
+      <w:lvlJc w:val="left"/>
+      <w:pPr>
+        <w:ind w:left="6480" w:hanging="360"/>
+      </w:pPr>
+      <w:rPr>
+        <w:u w:val="none"/>
+      </w:rPr>
+    </w:lvl>
+  </w:abstractNum>
+  <w:abstractNum w:abstractNumId="6">
+    <w:lvl w:ilvl="0">
+      <w:start w:val="1"/>
+      <w:numFmt w:val="bullet"/>
+      <w:lvlText w:val="●"/>
+      <w:lvlJc w:val="left"/>
+      <w:pPr>
+        <w:ind w:left="720" w:hanging="360"/>
+      </w:pPr>
+      <w:rPr>
+        <w:u w:val="none"/>
+      </w:rPr>
+    </w:lvl>
+    <w:lvl w:ilvl="1">
+      <w:start w:val="1"/>
+      <w:numFmt w:val="bullet"/>
+      <w:lvlText w:val="○"/>
+      <w:lvlJc w:val="left"/>
+      <w:pPr>
+        <w:ind w:left="1440" w:hanging="360"/>
+      </w:pPr>
+      <w:rPr>
+        <w:u w:val="none"/>
+      </w:rPr>
+    </w:lvl>
+    <w:lvl w:ilvl="2">
+      <w:start w:val="1"/>
+      <w:numFmt w:val="bullet"/>
+      <w:lvlText w:val="■"/>
+      <w:lvlJc w:val="left"/>
+      <w:pPr>
+        <w:ind w:left="2160" w:hanging="360"/>
+      </w:pPr>
+      <w:rPr>
+        <w:u w:val="none"/>
+      </w:rPr>
+    </w:lvl>
+    <w:lvl w:ilvl="3">
+      <w:start w:val="1"/>
+      <w:numFmt w:val="bullet"/>
+      <w:lvlText w:val="●"/>
+      <w:lvlJc w:val="left"/>
+      <w:pPr>
+        <w:ind w:left="2880" w:hanging="360"/>
+      </w:pPr>
+      <w:rPr>
+        <w:u w:val="none"/>
+      </w:rPr>
+    </w:lvl>
+    <w:lvl w:ilvl="4">
+      <w:start w:val="1"/>
+      <w:numFmt w:val="bullet"/>
+      <w:lvlText w:val="○"/>
+      <w:lvlJc w:val="left"/>
+      <w:pPr>
+        <w:ind w:left="3600" w:hanging="360"/>
+      </w:pPr>
+      <w:rPr>
+        <w:u w:val="none"/>
+      </w:rPr>
+    </w:lvl>
+    <w:lvl w:ilvl="5">
+      <w:start w:val="1"/>
+      <w:numFmt w:val="bullet"/>
+      <w:lvlText w:val="■"/>
+      <w:lvlJc w:val="left"/>
+      <w:pPr>
+        <w:ind w:left="4320" w:hanging="360"/>
+      </w:pPr>
+      <w:rPr>
+        <w:u w:val="none"/>
+      </w:rPr>
+    </w:lvl>
+    <w:lvl w:ilvl="6">
+      <w:start w:val="1"/>
+      <w:numFmt w:val="bullet"/>
+      <w:lvlText w:val="●"/>
+      <w:lvlJc w:val="left"/>
+      <w:pPr>
+        <w:ind w:left="5040" w:hanging="360"/>
+      </w:pPr>
+      <w:rPr>
+        <w:u w:val="none"/>
+      </w:rPr>
+    </w:lvl>
+    <w:lvl w:ilvl="7">
+      <w:start w:val="1"/>
+      <w:numFmt w:val="bullet"/>
+      <w:lvlText w:val="○"/>
+      <w:lvlJc w:val="left"/>
+      <w:pPr>
+        <w:ind w:left="5760" w:hanging="360"/>
+      </w:pPr>
+      <w:rPr>
+        <w:u w:val="none"/>
+      </w:rPr>
+    </w:lvl>
+    <w:lvl w:ilvl="8">
+      <w:start w:val="1"/>
+      <w:numFmt w:val="bullet"/>
+      <w:lvlText w:val="■"/>
       <w:lvlJc w:val="left"/>
       <w:pPr>
         <w:ind w:left="6480" w:hanging="360"/>
@@ -704,6 +2130,21 @@
   </w:abstractNum>
   <w:num w:numId="1">
     <w:abstractNumId w:val="1"/>
+  </w:num>
+  <w:num w:numId="2">
+    <w:abstractNumId w:val="2"/>
+  </w:num>
+  <w:num w:numId="3">
+    <w:abstractNumId w:val="3"/>
+  </w:num>
+  <w:num w:numId="4">
+    <w:abstractNumId w:val="4"/>
+  </w:num>
+  <w:num w:numId="5">
+    <w:abstractNumId w:val="5"/>
+  </w:num>
+  <w:num w:numId="6">
+    <w:abstractNumId w:val="6"/>
   </w:num>
 </w:numbering>
 </file>
